--- a/public/gallery/examples/software-engineer/zh-hant-tw/resume.docx
+++ b/public/gallery/examples/software-engineer/zh-hant-tw/resume.docx
@@ -66,7 +66,7 @@
         </w:rPr>
         <w:t xml:space="preserve">📧 </w:t>
       </w:r>
-      <w:hyperlink w:history="1" r:id="rId_kwdhauubzh0d1zj_qcem">
+      <w:hyperlink w:history="1" r:id="rIdtuo5lpsaj5yrvroecrwo0">
         <w:r>
           <w:rPr>
             <w:sz w:val="18"/>
@@ -89,7 +89,7 @@
         </w:rPr>
         <w:t xml:space="preserve">🔗 </w:t>
       </w:r>
-      <w:hyperlink w:history="1" r:id="rId05qdiflr92vre-be0vmhv">
+      <w:hyperlink w:history="1" r:id="rIdadld9rjaaehckxmbdifow">
         <w:r>
           <w:rPr>
             <w:sz w:val="18"/>
@@ -124,7 +124,7 @@
         <w:spacing w:after="200" w:line="276"/>
         <w:jc w:val="center"/>
       </w:pPr>
-      <w:hyperlink w:history="1" r:id="rIdgapxu5b3ybcgpczirdwf8">
+      <w:hyperlink w:history="1" r:id="rIdwegsiqopva3b8_8ug1kud">
         <w:r>
           <w:rPr>
             <w:sz w:val="18"/>
@@ -140,7 +140,7 @@
         </w:rPr>
         <w:t xml:space="preserve"> • </w:t>
       </w:r>
-      <w:hyperlink w:history="1" r:id="rIdqv-7upgue467ec99dpuvd">
+      <w:hyperlink w:history="1" r:id="rIdkchgzff2kj5dypsmpv0pv">
         <w:r>
           <w:rPr>
             <w:sz w:val="18"/>
@@ -280,7 +280,7 @@
         </w:rPr>
         <w:t xml:space="preserve">	</w:t>
       </w:r>
-      <w:hyperlink w:history="1" r:id="rIdlgnlyox9skpgnv5yymeil">
+      <w:hyperlink w:history="1" r:id="rIdbse5fohjhhexrulm_vx_q">
         <w:r>
           <w:rPr>
             <w:sz w:val="18"/>
@@ -379,7 +379,7 @@
         </w:rPr>
         <w:t xml:space="preserve">	</w:t>
       </w:r>
-      <w:hyperlink w:history="1" r:id="rIdy9x6hwhe4_ubjcnfojxzb">
+      <w:hyperlink w:history="1" r:id="rIdcfgwuneglx5tzitoctnnk">
         <w:r>
           <w:rPr>
             <w:sz w:val="18"/>
@@ -497,7 +497,7 @@
         </w:rPr>
         <w:t xml:space="preserve">	</w:t>
       </w:r>
-      <w:hyperlink w:history="1" r:id="rIdlkefuol-vkzyghav4lr97">
+      <w:hyperlink w:history="1" r:id="rId-ty9fohn2xp3kfavj9k9l">
         <w:r>
           <w:rPr>
             <w:sz w:val="18"/>
@@ -660,7 +660,7 @@
         </w:rPr>
         <w:t xml:space="preserve">	</w:t>
       </w:r>
-      <w:hyperlink w:history="1" r:id="rIdrghohn2z47s5xxf7usl5u">
+      <w:hyperlink w:history="1" r:id="rIdu5tdtzz5kdsz7my1ofumj">
         <w:r>
           <w:rPr>
             <w:sz w:val="18"/>
@@ -1168,7 +1168,7 @@
         </w:rPr>
         <w:t xml:space="preserve">	</w:t>
       </w:r>
-      <w:hyperlink w:history="1" r:id="rIderwhbyjossoks5pg_zglr">
+      <w:hyperlink w:history="1" r:id="rId9vboysi4vkhbn35vnlo4d">
         <w:r>
           <w:rPr>
             <w:sz w:val="18"/>
@@ -1234,7 +1234,7 @@
         </w:rPr>
         <w:t xml:space="preserve">	</w:t>
       </w:r>
-      <w:hyperlink w:history="1" r:id="rIdj17_czb6ssx7rotxo08rn">
+      <w:hyperlink w:history="1" r:id="rIdepkhh80f1tevif_bvekct">
         <w:r>
           <w:rPr>
             <w:sz w:val="18"/>
@@ -1319,7 +1319,7 @@
         </w:rPr>
         <w:t xml:space="preserve">	</w:t>
       </w:r>
-      <w:hyperlink w:history="1" r:id="rId5tp9pyup1otx-cgyebxo6">
+      <w:hyperlink w:history="1" r:id="rIdses2ccf_cv2fw86dbypag">
         <w:r>
           <w:rPr>
             <w:sz w:val="18"/>
@@ -1416,7 +1416,7 @@
         </w:rPr>
         <w:t xml:space="preserve">	</w:t>
       </w:r>
-      <w:hyperlink w:history="1" r:id="rIdsprlif3wbgtf15lmwa_jz">
+      <w:hyperlink w:history="1" r:id="rIdzzsyjfbjguldj2nkwkwza">
         <w:r>
           <w:rPr>
             <w:sz w:val="18"/>
@@ -1560,7 +1560,7 @@
         </w:rPr>
         <w:t xml:space="preserve">	</w:t>
       </w:r>
-      <w:hyperlink w:history="1" r:id="rIddjoqs91qkvtf15vumfe5j">
+      <w:hyperlink w:history="1" r:id="rIdzzqn81rsjf0gw3maqso8h">
         <w:r>
           <w:rPr>
             <w:sz w:val="18"/>
@@ -1805,7 +1805,7 @@
         </w:rPr>
         <w:t xml:space="preserve">	</w:t>
       </w:r>
-      <w:hyperlink w:history="1" r:id="rIdrgjq8z9d6gejwdlixm2x-">
+      <w:hyperlink w:history="1" r:id="rId98dr44t8cotwtcyn2ex7r">
         <w:r>
           <w:rPr>
             <w:sz w:val="18"/>
@@ -1909,7 +1909,7 @@
         </w:rPr>
         <w:t xml:space="preserve">	</w:t>
       </w:r>
-      <w:hyperlink w:history="1" r:id="rIdiag5ihpcuwvecotvi2r6k">
+      <w:hyperlink w:history="1" r:id="rIdl8d28wwfexnvogdndkgqz">
         <w:r>
           <w:rPr>
             <w:sz w:val="18"/>
